--- a/일본판/4부/4부_8화_장부의_해독.docx
+++ b/일본판/4부/4부_8화_장부의_해독.docx
@@ -301,7 +301,7 @@
           <w:color w:val="555555"/>
           <w:sz w:val="22"/>
         </w:rPr>
-        <w:t>(灯は、机の隅のクリアファイルを引き寄せる。「第八冊まで 突合済」の付箋。八月の電話のあと、遼が自分の手帳から写した、監査の経過メモ。)</w:t>
+        <w:t>(灯は机の隅のクリアファイルを引き寄せる。「第八冊まで 突合済」の付箋。八月の電話のあと、遼が自分の手帳から写した、監査の経過メモ。)</w:t>
       </w:r>
     </w:p>
     <w:p>
@@ -439,7 +439,7 @@
           <w:i w:val="0"/>
           <w:sz w:val="22"/>
         </w:rPr>
-        <w:t>隠さない、とは言えません。……「先に言う」と決めただけです。</w:t>
+        <w:t>隠さないとは言えません。……「先に言う」と決めただけです。</w:t>
       </w:r>
     </w:p>
     <w:p>
@@ -454,7 +454,7 @@
           <w:color w:val="555555"/>
           <w:sz w:val="22"/>
         </w:rPr>
-        <w:t>(廊下で、足音が止まる。扉が小さくノックされて、榊が入ってくる。手に紙袋。)</w:t>
+        <w:t>(廊下で足音が止まる。扉が小さくノックされて、榊が入ってくる。手に紙袋。)</w:t>
       </w:r>
     </w:p>
     <w:p>
@@ -477,7 +477,7 @@
           <w:i w:val="0"/>
           <w:sz w:val="22"/>
         </w:rPr>
-        <w:t>ただいま戻りました。(一礼して、机の上を見る。付箋に気づいたかどうか、顔には出ない)遅くまで、恐れ入ります。党の会合で、来月の政策総会の席順が出ましたので、控えをお持ちしました。</w:t>
+        <w:t>ただいま戻りました。(一礼して机の上を見る。付箋に気づいたかどうか、顔には出ない)遅くまで、恐れ入ります。党の会合で、来月の政策総会の席順が出ましたので、控えをお持ちしました。</w:t>
       </w:r>
     </w:p>
     <w:p>
@@ -561,7 +561,7 @@
           <w:color w:val="555555"/>
           <w:sz w:val="22"/>
         </w:rPr>
-        <w:t>(榊は、頭を下げて給湯室へ立つ。灯と遼は、目を合わせない。ポットの湯気が一本。)</w:t>
+        <w:t>(榊は頭を下げて給湯室へ立つ。灯と遼は、目を合わせない。ポットの湯気が一本。)</w:t>
       </w:r>
     </w:p>
     <w:p>
@@ -759,7 +759,7 @@
           <w:color w:val="555555"/>
           <w:sz w:val="22"/>
         </w:rPr>
-        <w:t>(灯が一口含む。目が、わずかに細くなる。)</w:t>
+        <w:t>(灯が一口含む。目がわずかに細くなる。)</w:t>
       </w:r>
     </w:p>
     <w:p>
@@ -782,7 +782,7 @@
           <w:i w:val="0"/>
           <w:sz w:val="22"/>
         </w:rPr>
-        <w:t>事務所の、ものです。私が炒りました。</w:t>
+        <w:t>事務所のものです。私が炒りました。</w:t>
       </w:r>
     </w:p>
     <w:p>
@@ -820,7 +820,7 @@
           <w:color w:val="555555"/>
           <w:sz w:val="22"/>
         </w:rPr>
-        <w:t>(仁科が、ノートパソコンを抱えて入ってくる。会釈のみ。自分の席の前に置かれた、色の濃い湯呑みには、手を伸ばさない。小野寺はそれを咎めず、いつものように、湯呑みを彼の右手の少し先に置いたまま、自分の席に着く。)</w:t>
+        <w:t>(仁科がノートパソコンを抱えて入ってくる。会釈のみ。自分の席の前に置かれた、色の濃い湯呑みには、手を伸ばさない。小野寺はそれを咎めず、いつものように、湯呑みを彼の右手の少し先に置いたまま、自分の席に着く。)</w:t>
       </w:r>
     </w:p>
     <w:p>
@@ -1207,7 +1207,7 @@
           <w:color w:val="555555"/>
           <w:sz w:val="22"/>
         </w:rPr>
-        <w:t>(仁科が、表の一部を拡大する。)</w:t>
+        <w:t>(仁科が表の一部を拡大する。)</w:t>
       </w:r>
     </w:p>
     <w:p>
@@ -1253,7 +1253,7 @@
           <w:i w:val="0"/>
           <w:sz w:val="22"/>
         </w:rPr>
-        <w:t>「返却」が十二回。二千七百万円。ここで言う返却は、派閥の事務局へ戻した、ということです。受け取らなかった、とは違います。受け取って、戻しています。</w:t>
+        <w:t>「返却」が十二回。二千七百万円。ここで言う返却は、派閥の事務局へ戻した、ということです。受け取らなかった、とは違います。受け取って戻しています。</w:t>
       </w:r>
     </w:p>
     <w:p>
@@ -1299,7 +1299,7 @@
           <w:i w:val="0"/>
           <w:sz w:val="22"/>
         </w:rPr>
-        <w:t>帳簿上は。そして三つ目の区分が、「預かり」。九回三千百万円。「預かり」とは受領でも返却でもない。第一冊から、同じ印字の欄に、同じ書式で。</w:t>
+        <w:t>帳簿上は。そして三つ目の区分が、「預かり」。九回三千百万円。「預かり」とは受領でも返却でもない。第一冊から同じ印字の欄に、同じ書式で。</w:t>
       </w:r>
     </w:p>
     <w:p>
@@ -1360,7 +1360,7 @@
           <w:color w:val="555555"/>
           <w:sz w:val="22"/>
         </w:rPr>
-        <w:t>(遼は、手帳にペンを走らせる。「受領31／返却12／預かり9」。そして「預かり」に二重線を引く。)</w:t>
+        <w:t>(遼は手帳にペンを走らせる。「受領31／返却12／預かり9」。そして「預かり」に二重線を引く。)</w:t>
       </w:r>
     </w:p>
     <w:p>
@@ -1864,7 +1864,7 @@
           <w:color w:val="555555"/>
           <w:sz w:val="22"/>
         </w:rPr>
-        <w:t>(画面に、拡大された余白。細い万年筆の、小さな字。仁科がそれを読み上げる。)</w:t>
+        <w:t>(画面に拡大された余白。細い万年筆の、小さな字。仁科がそれを読み上げる。)</w:t>
       </w:r>
     </w:p>
     <w:p>
@@ -1902,7 +1902,7 @@
           <w:color w:val="555555"/>
           <w:sz w:val="22"/>
         </w:rPr>
-        <w:t>(灯が、顔を上げる。遼は動かない。)</w:t>
+        <w:t>(灯が顔を上げる。遼は動かない。)</w:t>
       </w:r>
     </w:p>
     <w:p>
@@ -2157,7 +2157,7 @@
           <w:i w:val="0"/>
           <w:sz w:val="22"/>
         </w:rPr>
-        <w:t>「聞いた」のはいつのことですか。十月二十四日に、聞いたのか。あとから、聞いたのか。</w:t>
+        <w:t>「聞いた」のはいつのことですか。十月二十四日に、聞いたのか。あとから聞いたのか。</w:t>
       </w:r>
     </w:p>
     <w:p>
@@ -2195,7 +2195,7 @@
           <w:color w:val="555555"/>
           <w:sz w:val="22"/>
         </w:rPr>
-        <w:t>(遼は、手帳を開く。ペン先を紙に落としかけて、離す。)</w:t>
+        <w:t>(遼は手帳を開く。ペン先を紙に落としかけて、離す。)</w:t>
       </w:r>
     </w:p>
     <w:p>
@@ -2411,7 +2411,7 @@
           <w:color w:val="555555"/>
           <w:sz w:val="22"/>
         </w:rPr>
-        <w:t>(遼は、返事をしない。小野寺が、穏やかに引き取る。)</w:t>
+        <w:t>(遼は返事をしない。小野寺が、穏やかに引き取る。)</w:t>
       </w:r>
     </w:p>
     <w:p>
@@ -2480,7 +2480,7 @@
           <w:i w:val="0"/>
           <w:sz w:val="22"/>
         </w:rPr>
-        <w:t>去年お聞きしました。(間)榊さんに、直接お尋ねになるかどうかは、先生のご判断です。私たちから、榊さんに接触することは、ありません。</w:t>
+        <w:t>去年お聞きしました。(間)榊さんに、直接お尋ねになるかどうかは、先生のご判断です。私たちから榊さんに接触することは、ありません。</w:t>
       </w:r>
     </w:p>
     <w:p>
@@ -2495,7 +2495,7 @@
           <w:color w:val="555555"/>
           <w:sz w:val="22"/>
         </w:rPr>
-        <w:t>(仁科が、画面を別の頁に切り替える。第七冊の、一四六五頁。上の余白が拡大される。)</w:t>
+        <w:t>(仁科が画面を別の頁に切り替える。第七冊の一四六五頁。上の余白が拡大される。)</w:t>
       </w:r>
     </w:p>
     <w:p>
@@ -2518,7 +2518,7 @@
           <w:i w:val="0"/>
           <w:sz w:val="22"/>
         </w:rPr>
-        <w:t>もう一点。三つ目の層に入る前に、これを。第七冊の、最初の頁。上の余白に、鉛筆で書いて、消した跡があります。斜めから光を当てて、読める部分だけ、読みました。</w:t>
+        <w:t>もう一点。三つ目の層に入る前に、これを。第七冊の最初の頁。上の余白に、鉛筆で書いて、消した跡があります。斜めから光を当てて、読める部分だけ、読みました。</w:t>
       </w:r>
     </w:p>
     <w:p>
@@ -2533,7 +2533,7 @@
           <w:color w:val="555555"/>
           <w:sz w:val="22"/>
         </w:rPr>
-        <w:t>(画面に、白と灰色の濃淡。読めるのは、二つの言葉だけ。)</w:t>
+        <w:t>(画面に白と灰色の濃淡。読めるのは、二つの言葉だけ。)</w:t>
       </w:r>
     </w:p>
     <w:p>
@@ -2688,7 +2688,7 @@
           <w:i w:val="0"/>
           <w:sz w:val="22"/>
         </w:rPr>
-        <w:t>十二冊の、余白です。数字の欄の外側。真壁功さんが、細い万年筆で、ごく小さな字を、書き込んでいる箇所があります。四十七か所。</w:t>
+        <w:t>十二冊の余白です。数字の欄の外側。真壁功さんが、細い万年筆で、ごく小さな字を、書き込んでいる箇所があります。四十七か所。</w:t>
       </w:r>
     </w:p>
     <w:p>
@@ -2703,7 +2703,7 @@
           <w:color w:val="555555"/>
           <w:sz w:val="22"/>
         </w:rPr>
-        <w:t>(仁科が、付箋を貼った頁を、一つずつ開いて、遼の前に置く。)</w:t>
+        <w:t>(仁科が付箋を貼った頁を、一つずつ開いて、遼の前に置く。)</w:t>
       </w:r>
     </w:p>
     <w:p>
@@ -2810,7 +2810,7 @@
           <w:color w:val="555555"/>
           <w:sz w:val="22"/>
         </w:rPr>
-        <w:t>(灯は、息を止めている。遼の目が、第一冊の頁の、数字の端の、小さな字に落ちる。「受取不可」。墨の色は、数字より薄い。)</w:t>
+        <w:t>(灯は息を止めている。遼の目が、第一冊の頁の、数字の端の、小さな字に落ちる。「受取不可」。墨の色は、数字より薄い。)</w:t>
       </w:r>
     </w:p>
     <w:p>
@@ -2833,7 +2833,7 @@
           <w:i w:val="0"/>
           <w:sz w:val="22"/>
         </w:rPr>
-        <w:t>数字の欄は、受け取った金の記録です。この小さな字は、その金の隣に書かれた、受け取らなかった金の記録、あるいは、受け取れなかったことの記録です。十二冊の、数字の一層下に、もう一つの帳簿があった。三十年分の。</w:t>
+        <w:t>数字の欄は、受け取った金の記録です。この小さな字は、その金の隣に書かれた、受け取らなかった金の記録、あるいは、受け取れなかったことの記録です。十二冊の数字の一層下に、もう一つの帳簿があった。三十年分の。</w:t>
       </w:r>
     </w:p>
     <w:p>
@@ -2989,7 +2989,7 @@
           <w:color w:val="555555"/>
           <w:sz w:val="22"/>
         </w:rPr>
-        <w:t>(立ち上がり、急須を取る)</w:t>
+        <w:t>(立ち上がり急須を取る)</w:t>
       </w:r>
       <w:r>
         <w:rPr>
@@ -3013,7 +3013,7 @@
           <w:color w:val="555555"/>
           <w:sz w:val="22"/>
         </w:rPr>
-        <w:t>(誰も、断らない。注がれる湯の音だけが、部屋の中で続く。)</w:t>
+        <w:t>(誰も断らない。注がれる湯の音だけが、部屋の中で続く。)</w:t>
       </w:r>
     </w:p>
     <w:p>
@@ -3229,7 +3229,7 @@
           <w:color w:val="555555"/>
           <w:sz w:val="22"/>
         </w:rPr>
-        <w:t>(遼は、言葉を切る。風が濠の水面を撫でる。灯が少し間を置いて、口を開く。)</w:t>
+        <w:t>(遼は言葉を切る。風が濠の水面を撫でる。灯が少し間を置いて、口を開く。)</w:t>
       </w:r>
     </w:p>
     <w:p>
@@ -3507,7 +3507,7 @@
           <w:color w:val="555555"/>
           <w:sz w:val="22"/>
         </w:rPr>
-        <w:t>(遼は、手帳を拾い上げる。柵に触れていた指が、冷えている。)</w:t>
+        <w:t>(遼は手帳を拾い上げる。柵に触れていた指が、冷えている。)</w:t>
       </w:r>
     </w:p>
     <w:p>
@@ -3575,7 +3575,7 @@
           <w:color w:val="555555"/>
           <w:sz w:val="22"/>
         </w:rPr>
-        <w:t>(遼は、第一冊の背を指でなぞる。付箋の色は黄色。四十七枚。最初の一枚は、第一冊の、三十頁目あたり。留め金を外し、頁を開く。去年の六月は、最初の頁だけだった。今夜は自分の意思で、その先を開く。)</w:t>
+        <w:t>(遼は第一冊の背を指でなぞる。付箋の色は黄色。四十七枚。最初の一枚は、第一冊の、三十頁目あたり。留め金を外し、頁を開く。去年の六月は、最初の頁だけだった。今夜は自分の意思で、その先を開く。)</w:t>
       </w:r>
     </w:p>
     <w:p>
@@ -3643,7 +3643,7 @@
           <w:color w:val="555555"/>
           <w:sz w:val="22"/>
         </w:rPr>
-        <w:t>(遼は、声に出して、読み終える。それから黙って頁の隅の、三十年前の日付を見る。「平成六年七月十九日」。)</w:t>
+        <w:t>(遼は声に出して、読み終える。それから黙って頁の隅の、三十年前の日付を見る。「平成六年七月十九日」。)</w:t>
       </w:r>
     </w:p>
     <w:p>
@@ -3681,7 +3681,7 @@
           <w:color w:val="555555"/>
           <w:sz w:val="22"/>
         </w:rPr>
-        <w:t>(遼は、手を伸ばして、次の付箋の頁を開きかけて、やめる。第一冊を閉じる。第七冊を取り出して、背のボールペンの文字を、指で触れる。それから、第六冊の最後の頁。一四四〇。平成二十年三月。罫の最後の行まで、父の数字が、整っている。)</w:t>
+        <w:t>(遼は手を伸ばして、次の付箋の頁を開きかけて、やめる。第一冊を閉じる。第七冊を取り出して、背のボールペンの文字を、指で触れる。それから第六冊の最後の頁。一四四〇。平成二十年三月。罫の最後の行まで、父の数字が、整っている。)</w:t>
       </w:r>
     </w:p>
     <w:p>
@@ -3719,7 +3719,7 @@
           <w:color w:val="555555"/>
           <w:sz w:val="22"/>
         </w:rPr>
-        <w:t>(返事はない。机の隅の、小型の耐火金庫の中から、手帳。「受領せず・返却せず・保管」の去年の自分の字。遼はそのページを破らずに、次の白いページに、一行書く。)</w:t>
+        <w:t>(返事はない。机の隅の小型の耐火金庫の中から、手帳。「受領せず・返却せず・保管」の去年の自分の字。遼はそのページを破らずに、次の白いページに、一行書く。)</w:t>
       </w:r>
     </w:p>
     <w:p>
@@ -3757,7 +3757,7 @@
           <w:color w:val="555555"/>
           <w:sz w:val="22"/>
         </w:rPr>
-        <w:t>(遼は、ペンを置く。給湯室で、ポットの湯が沸く音。遼は白い湯呑みを二つ、棚から出す。一つに湯を注ぎ一つは空のまま、机の端に置く。)</w:t>
+        <w:t>(遼はペンを置く。給湯室で、ポットの湯が沸く音。遼は白い湯呑みを二つ、棚から出す。一つに湯を注ぎ一つは空のまま、机の端に置く。)</w:t>
       </w:r>
     </w:p>
     <w:p>
@@ -3833,7 +3833,7 @@
           <w:i w:val="0"/>
           <w:sz w:val="22"/>
         </w:rPr>
-        <w:t>錠はどれも古い真鍮。同じ形の、小さな錠です。</w:t>
+        <w:t>錠はどれも古い真鍮。同じ形の小さな錠です。</w:t>
       </w:r>
     </w:p>
     <w:p>
@@ -3871,7 +3871,7 @@
           <w:color w:val="555555"/>
           <w:sz w:val="22"/>
         </w:rPr>
-        <w:t>(三浦が、本棚の最下段から、細長い缶を取り出す。蓋を開けると、短くなった鉛筆が、輪ゴムで束ねられている。二Bの六角の鉛筆。どれも削りすぎて、指で持てるぎりぎり。)</w:t>
+        <w:t>(三浦が本棚の最下段から、細長い缶を取り出す。蓋を開けると、短くなった鉛筆が、輪ゴムで束ねられている。二Bの六角の鉛筆。どれも削りすぎて、指で持てるぎりぎり。)</w:t>
       </w:r>
     </w:p>
     <w:p>
@@ -3909,7 +3909,7 @@
           <w:color w:val="555555"/>
           <w:sz w:val="22"/>
         </w:rPr>
-        <w:t>(灯が、一本を手に取って、光に透かす。)</w:t>
+        <w:t>(灯が一本を手に取って、光に透かす。)</w:t>
       </w:r>
     </w:p>
     <w:p>
@@ -4011,7 +4011,7 @@
           <w:i w:val="0"/>
           <w:sz w:val="22"/>
         </w:rPr>
-        <w:t>ええ、できない。(缶の蓋を閉じる)元の場所に戻してください。</w:t>
+        <w:t>ええできない。(缶の蓋を閉じる)元の場所に戻してください。</w:t>
       </w:r>
     </w:p>
     <w:p>
@@ -4026,7 +4026,7 @@
           <w:color w:val="555555"/>
           <w:sz w:val="22"/>
         </w:rPr>
-        <w:t>(廊下から、澄子の声。)</w:t>
+        <w:t>(廊下から澄子の声。)</w:t>
       </w:r>
     </w:p>
     <w:p>
@@ -4294,7 +4294,7 @@
           <w:color w:val="555555"/>
           <w:sz w:val="22"/>
         </w:rPr>
-        <w:t>(遼は、湯呑みを受け取って、一口飲む。部屋に戻ると、四つの箱が、窓の光の中に、黙って並んでいる。灯が一番上の箱の鉄の帯を、見る。三浦が小声で。)</w:t>
+        <w:t>(遼は湯呑みを受け取って、一口飲む。部屋に戻ると、四つの箱が、窓の光の中に、黙って並んでいる。灯が一番上の箱の鉄の帯を、見る。三浦が小声で。)</w:t>
       </w:r>
     </w:p>
     <w:p>
@@ -4355,7 +4355,7 @@
           <w:color w:val="555555"/>
           <w:sz w:val="22"/>
         </w:rPr>
-        <w:t>(遼は、内ポケットの上に、手を当てる。真鍮の冷たい輪郭。取り出さない。)</w:t>
+        <w:t>(遼は内ポケットの上に、手を当てる。真鍮の冷たい輪郭。取り出さない。)</w:t>
       </w:r>
     </w:p>
     <w:p>
@@ -4745,7 +4745,7 @@
           <w:color w:val="555555"/>
           <w:sz w:val="22"/>
         </w:rPr>
-        <w:t>(電話が切れる。遼は、机の上の白い湯呑みに、手を伸ばす。湯呑みは空だ。ポットから、湯を注ぐ。ほうじ茶の缶を開け、乾いた葉の上に、湯を落とす。煙が一本、のぼる。)</w:t>
+        <w:t>(電話が切れる。遼は机の上の白い湯呑みに、手を伸ばす。湯呑みは空だ。ポットから、湯を注ぐ。ほうじ茶の缶を開け、乾いた葉の上に、湯を落とす。煙が一本、のぼる。)</w:t>
       </w:r>
     </w:p>
     <w:p>
